--- a/LeThiThuyHien_22708291.docx
+++ b/LeThiThuyHien_22708291.docx
@@ -1,13 +1,20 @@
 
 <file path=word/document.xml><?xml version="1.0" encoding="utf-8"?>
-<w:document xmlns:wpc="http://schemas.microsoft.com/office/word/2010/wordprocessingCanvas" xmlns:mc="http://schemas.openxmlformats.org/markup-compatibility/2006" xmlns:o="urn:schemas-microsoft-com:office:office" xmlns:r="http://schemas.openxmlformats.org/officeDocument/2006/relationships" xmlns:m="http://schemas.openxmlformats.org/officeDocument/2006/math" xmlns:v="urn:schemas-microsoft-com:vml" xmlns:wp14="http://schemas.microsoft.com/office/word/2010/wordprocessingDrawing" xmlns:wp="http://schemas.openxmlformats.org/drawingml/2006/wordprocessingDrawing" xmlns:w10="urn:schemas-microsoft-com:office:word" xmlns:w="http://schemas.openxmlformats.org/wordprocessingml/2006/main" xmlns:w14="http://schemas.microsoft.com/office/word/2010/wordml" xmlns:w15="http://schemas.microsoft.com/office/word/2012/wordml" xmlns:wpg="http://schemas.microsoft.com/office/word/2010/wordprocessingGroup" xmlns:wpi="http://schemas.microsoft.com/office/word/2010/wordprocessingInk" xmlns:wne="http://schemas.microsoft.com/office/word/2006/wordml" xmlns:wps="http://schemas.microsoft.com/office/word/2010/wordprocessingShape" mc:Ignorable="w14 w15 wp14">
+<w:document xmlns:wpc="http://schemas.microsoft.com/office/word/2010/wordprocessingCanvas" xmlns:cx="http://schemas.microsoft.com/office/drawing/2014/chartex" xmlns:cx1="http://schemas.microsoft.com/office/drawing/2015/9/8/chartex" xmlns:cx2="http://schemas.microsoft.com/office/drawing/2015/10/21/chartex" xmlns:cx3="http://schemas.microsoft.com/office/drawing/2016/5/9/chartex" xmlns:cx4="http://schemas.microsoft.com/office/drawing/2016/5/10/chartex" xmlns:cx5="http://schemas.microsoft.com/office/drawing/2016/5/11/chartex" xmlns:cx6="http://schemas.microsoft.com/office/drawing/2016/5/12/chartex" xmlns:cx7="http://schemas.microsoft.com/office/drawing/2016/5/13/chartex" xmlns:cx8="http://schemas.microsoft.com/office/drawing/2016/5/14/chartex" xmlns:mc="http://schemas.openxmlformats.org/markup-compatibility/2006" xmlns:aink="http://schemas.microsoft.com/office/drawing/2016/ink" xmlns:am3d="http://schemas.microsoft.com/office/drawing/2017/model3d" xmlns:o="urn:schemas-microsoft-com:office:office" xmlns:oel="http://schemas.microsoft.com/office/2019/extlst" xmlns:r="http://schemas.openxmlformats.org/officeDocument/2006/relationships" xmlns:m="http://schemas.openxmlformats.org/officeDocument/2006/math" xmlns:v="urn:schemas-microsoft-com:vml" xmlns:wp14="http://schemas.microsoft.com/office/word/2010/wordprocessingDrawing" xmlns:wp="http://schemas.openxmlformats.org/drawingml/2006/wordprocessingDrawing" xmlns:w10="urn:schemas-microsoft-com:office:word" xmlns:w="http://schemas.openxmlformats.org/wordprocessingml/2006/main" xmlns:w14="http://schemas.microsoft.com/office/word/2010/wordml" xmlns:w15="http://schemas.microsoft.com/office/word/2012/wordml" xmlns:w16cex="http://schemas.microsoft.com/office/word/2018/wordml/cex" xmlns:w16cid="http://schemas.microsoft.com/office/word/2016/wordml/cid" xmlns:w16="http://schemas.microsoft.com/office/word/2018/wordml" xmlns:w16sdtdh="http://schemas.microsoft.com/office/word/2020/wordml/sdtdatahash" xmlns:w16se="http://schemas.microsoft.com/office/word/2015/wordml/symex" xmlns:wpg="http://schemas.microsoft.com/office/word/2010/wordprocessingGroup" xmlns:wpi="http://schemas.microsoft.com/office/word/2010/wordprocessingInk" xmlns:wne="http://schemas.microsoft.com/office/word/2006/wordml" xmlns:wps="http://schemas.microsoft.com/office/word/2010/wordprocessingShape" mc:Ignorable="w14 w15 w16se w16cid w16 w16cex w16sdtdh wp14">
   <w:body>
     <w:p>
-      <w:r>
-        <w:t xml:space="preserve">Phần 1: </w:t>
-      </w:r>
-      <w:r>
-        <w:t>Các lệnh cơ bản thao tác với Docker</w:t>
+      <w:pPr>
+        <w:rPr>
+          <w:b/>
+          <w:bCs/>
+        </w:rPr>
+      </w:pPr>
+      <w:r>
+        <w:rPr>
+          <w:b/>
+          <w:bCs/>
+        </w:rPr>
+        <w:t>Phần 1: Các lệnh cơ bản thao tác với Docker</w:t>
       </w:r>
     </w:p>
     <w:p>
@@ -27,6 +34,9 @@
         <w:ind w:left="360"/>
       </w:pPr>
       <w:r>
+        <w:rPr>
+          <w:noProof/>
+        </w:rPr>
         <w:drawing>
           <wp:inline distT="0" distB="0" distL="0" distR="0" wp14:anchorId="6C077E0D" wp14:editId="02A616F5">
             <wp:extent cx="3162741" cy="857370"/>
@@ -84,6 +94,9 @@
         <w:ind w:left="360"/>
       </w:pPr>
       <w:r>
+        <w:rPr>
+          <w:noProof/>
+        </w:rPr>
         <w:drawing>
           <wp:inline distT="0" distB="0" distL="0" distR="0" wp14:anchorId="5B56A0E0" wp14:editId="5FBFC8E4">
             <wp:extent cx="5943600" cy="4245610"/>
@@ -138,6 +151,9 @@
         <w:ind w:left="360"/>
       </w:pPr>
       <w:r>
+        <w:rPr>
+          <w:noProof/>
+        </w:rPr>
         <w:drawing>
           <wp:inline distT="0" distB="0" distL="0" distR="0" wp14:anchorId="5D7733C5" wp14:editId="749F297B">
             <wp:extent cx="5943600" cy="1483995"/>
@@ -193,6 +209,9 @@
         <w:ind w:left="360"/>
       </w:pPr>
       <w:r>
+        <w:rPr>
+          <w:noProof/>
+        </w:rPr>
         <w:drawing>
           <wp:inline distT="0" distB="0" distL="0" distR="0" wp14:anchorId="046FD09B" wp14:editId="7BD11544">
             <wp:extent cx="5134692" cy="752580"/>
@@ -247,6 +266,9 @@
         <w:ind w:left="360"/>
       </w:pPr>
       <w:r>
+        <w:rPr>
+          <w:noProof/>
+        </w:rPr>
         <w:drawing>
           <wp:inline distT="0" distB="0" distL="0" distR="0" wp14:anchorId="109049FA" wp14:editId="3C08104F">
             <wp:extent cx="5943600" cy="742315"/>
@@ -307,6 +329,9 @@
         <w:ind w:left="360"/>
       </w:pPr>
       <w:r>
+        <w:rPr>
+          <w:noProof/>
+        </w:rPr>
         <w:drawing>
           <wp:inline distT="0" distB="0" distL="0" distR="0" wp14:anchorId="29FE513F" wp14:editId="79CD1E15">
             <wp:extent cx="5943600" cy="813435"/>
@@ -362,6 +387,9 @@
         <w:ind w:left="360"/>
       </w:pPr>
       <w:r>
+        <w:rPr>
+          <w:noProof/>
+        </w:rPr>
         <w:drawing>
           <wp:inline distT="0" distB="0" distL="0" distR="0" wp14:anchorId="63D125D3" wp14:editId="6806DD62">
             <wp:extent cx="5649113" cy="990738"/>
@@ -421,6 +449,9 @@
         <w:br/>
       </w:r>
       <w:r>
+        <w:rPr>
+          <w:noProof/>
+        </w:rPr>
         <w:drawing>
           <wp:inline distT="0" distB="0" distL="0" distR="0" wp14:anchorId="098BE414" wp14:editId="1DC8B7A7">
             <wp:extent cx="5506275" cy="3477895"/>
@@ -461,6 +492,9 @@
         <w:br/>
       </w:r>
       <w:r>
+        <w:rPr>
+          <w:noProof/>
+        </w:rPr>
         <w:drawing>
           <wp:inline distT="0" distB="0" distL="0" distR="0" wp14:anchorId="702A817F" wp14:editId="15EFCEB4">
             <wp:extent cx="5544324" cy="3858163"/>
@@ -514,6 +548,9 @@
         <w:br/>
       </w:r>
       <w:r>
+        <w:rPr>
+          <w:noProof/>
+        </w:rPr>
         <w:drawing>
           <wp:inline distT="0" distB="0" distL="0" distR="0" wp14:anchorId="5DEA1432" wp14:editId="5889EBF3">
             <wp:extent cx="5943600" cy="3474720"/>
@@ -571,6 +608,9 @@
         <w:br/>
       </w:r>
       <w:r>
+        <w:rPr>
+          <w:noProof/>
+        </w:rPr>
         <w:drawing>
           <wp:inline distT="0" distB="0" distL="0" distR="0" wp14:anchorId="55894FE8" wp14:editId="139B1607">
             <wp:extent cx="4048690" cy="695422"/>
@@ -628,6 +668,9 @@
         <w:br/>
       </w:r>
       <w:r>
+        <w:rPr>
+          <w:noProof/>
+        </w:rPr>
         <w:drawing>
           <wp:inline distT="0" distB="0" distL="0" distR="0" wp14:anchorId="1B1958E6" wp14:editId="241F9129">
             <wp:extent cx="4601217" cy="571580"/>
@@ -687,6 +730,9 @@
         <w:pStyle w:val="ListParagraph"/>
       </w:pPr>
       <w:r>
+        <w:rPr>
+          <w:noProof/>
+        </w:rPr>
         <w:drawing>
           <wp:inline distT="0" distB="0" distL="0" distR="0" wp14:anchorId="55CEAEFA" wp14:editId="1AB55DFB">
             <wp:extent cx="3715268" cy="714475"/>
@@ -737,6 +783,9 @@
         <w:t>docker container prune</w:t>
       </w:r>
       <w:r>
+        <w:rPr>
+          <w:noProof/>
+        </w:rPr>
         <w:drawing>
           <wp:inline distT="0" distB="0" distL="0" distR="0" wp14:anchorId="6D94890F" wp14:editId="31565EF1">
             <wp:extent cx="5125165" cy="1419423"/>
@@ -791,6 +840,9 @@
         <w:pStyle w:val="ListParagraph"/>
       </w:pPr>
       <w:r>
+        <w:rPr>
+          <w:noProof/>
+        </w:rPr>
         <w:drawing>
           <wp:inline distT="0" distB="0" distL="0" distR="0" wp14:anchorId="2CF699D3" wp14:editId="13E497E7">
             <wp:extent cx="5363323" cy="457264"/>
@@ -843,6 +895,9 @@
         <w:br/>
       </w:r>
       <w:r>
+        <w:rPr>
+          <w:noProof/>
+        </w:rPr>
         <w:drawing>
           <wp:inline distT="0" distB="0" distL="0" distR="0" wp14:anchorId="3F603494" wp14:editId="271A9B74">
             <wp:extent cx="5943600" cy="2827020"/>
@@ -895,6 +950,9 @@
         <w:br/>
       </w:r>
       <w:r>
+        <w:rPr>
+          <w:noProof/>
+        </w:rPr>
         <w:drawing>
           <wp:inline distT="0" distB="0" distL="0" distR="0" wp14:anchorId="109E39C1" wp14:editId="211A6347">
             <wp:extent cx="5943600" cy="2352040"/>
@@ -948,6 +1006,9 @@
         <w:br/>
       </w:r>
       <w:r>
+        <w:rPr>
+          <w:noProof/>
+        </w:rPr>
         <w:drawing>
           <wp:inline distT="0" distB="0" distL="0" distR="0" wp14:anchorId="2138D797" wp14:editId="0161E877">
             <wp:extent cx="5943600" cy="2752090"/>
@@ -1000,6 +1061,9 @@
         <w:br/>
       </w:r>
       <w:r>
+        <w:rPr>
+          <w:noProof/>
+        </w:rPr>
         <w:drawing>
           <wp:inline distT="0" distB="0" distL="0" distR="0" wp14:anchorId="5D78A426" wp14:editId="14482895">
             <wp:extent cx="5943600" cy="2294255"/>
@@ -1054,6 +1118,9 @@
         <w:pStyle w:val="ListParagraph"/>
       </w:pPr>
       <w:r>
+        <w:rPr>
+          <w:noProof/>
+        </w:rPr>
         <w:drawing>
           <wp:inline distT="0" distB="0" distL="0" distR="0" wp14:anchorId="17CC2980" wp14:editId="30D28119">
             <wp:extent cx="5087060" cy="800212"/>
@@ -1106,6 +1173,9 @@
         <w:br/>
       </w:r>
       <w:r>
+        <w:rPr>
+          <w:noProof/>
+        </w:rPr>
         <w:drawing>
           <wp:inline distT="0" distB="0" distL="0" distR="0" wp14:anchorId="1F5A6DC4" wp14:editId="6CA7F777">
             <wp:extent cx="3077004" cy="628738"/>
@@ -1158,6 +1228,9 @@
         <w:br/>
       </w:r>
       <w:r>
+        <w:rPr>
+          <w:noProof/>
+        </w:rPr>
         <w:drawing>
           <wp:inline distT="0" distB="0" distL="0" distR="0" wp14:anchorId="0F38C8B6" wp14:editId="1EFBDE35">
             <wp:extent cx="5943600" cy="727710"/>
@@ -1211,6 +1284,9 @@
         <w:br/>
       </w:r>
       <w:r>
+        <w:rPr>
+          <w:noProof/>
+        </w:rPr>
         <w:drawing>
           <wp:inline distT="0" distB="0" distL="0" distR="0" wp14:anchorId="0DE7E569" wp14:editId="588AAAE9">
             <wp:extent cx="5458587" cy="676369"/>
@@ -1263,6 +1339,9 @@
         <w:br/>
       </w:r>
       <w:r>
+        <w:rPr>
+          <w:noProof/>
+        </w:rPr>
         <w:drawing>
           <wp:inline distT="0" distB="0" distL="0" distR="0" wp14:anchorId="6B27B4B4" wp14:editId="7194EBE8">
             <wp:extent cx="5943600" cy="697865"/>
@@ -1315,6 +1394,9 @@
         <w:br/>
       </w:r>
       <w:r>
+        <w:rPr>
+          <w:noProof/>
+        </w:rPr>
         <w:drawing>
           <wp:inline distT="0" distB="0" distL="0" distR="0" wp14:anchorId="008917B3" wp14:editId="470EE3A9">
             <wp:extent cx="4029637" cy="1209844"/>
@@ -1367,6 +1449,9 @@
         <w:br/>
       </w:r>
       <w:r>
+        <w:rPr>
+          <w:noProof/>
+        </w:rPr>
         <w:drawing>
           <wp:inline distT="0" distB="0" distL="0" distR="0" wp14:anchorId="344E1262" wp14:editId="28A99A29">
             <wp:extent cx="5410955" cy="781159"/>
@@ -1419,6 +1504,9 @@
         <w:br/>
       </w:r>
       <w:r>
+        <w:rPr>
+          <w:noProof/>
+        </w:rPr>
         <w:drawing>
           <wp:inline distT="0" distB="0" distL="0" distR="0" wp14:anchorId="08086972" wp14:editId="64229F93">
             <wp:extent cx="5943600" cy="730250"/>
@@ -1471,6 +1559,9 @@
         <w:br/>
       </w:r>
       <w:r>
+        <w:rPr>
+          <w:noProof/>
+        </w:rPr>
         <w:drawing>
           <wp:inline distT="0" distB="0" distL="0" distR="0" wp14:anchorId="6603E7ED" wp14:editId="2D07242A">
             <wp:extent cx="5344271" cy="657317"/>
@@ -1523,6 +1614,9 @@
         <w:br/>
       </w:r>
       <w:r>
+        <w:rPr>
+          <w:noProof/>
+        </w:rPr>
         <w:drawing>
           <wp:inline distT="0" distB="0" distL="0" distR="0" wp14:anchorId="5F719113" wp14:editId="24393DE6">
             <wp:extent cx="5943600" cy="2025015"/>
@@ -1568,7 +1662,6 @@
           <w:numId w:val="1"/>
         </w:numPr>
       </w:pPr>
-      <w:bookmarkStart w:id="0" w:name="_GoBack"/>
       <w:r>
         <w:lastRenderedPageBreak/>
         <w:t>FROM nginx</w:t>
@@ -1579,8 +1672,56 @@
       <w:r>
         <w:t>COPY index.html /usr/share/nginx/html/index.html</w:t>
       </w:r>
-    </w:p>
-    <w:bookmarkEnd w:id="0"/>
+      <w:r>
+        <w:br/>
+      </w:r>
+      <w:r>
+        <w:rPr>
+          <w:noProof/>
+        </w:rPr>
+        <w:drawing>
+          <wp:inline distT="0" distB="0" distL="0" distR="0">
+            <wp:extent cx="5943600" cy="1016000"/>
+            <wp:effectExtent l="0" t="0" r="0" b="0"/>
+            <wp:docPr id="34241647" name="Picture 3"/>
+            <wp:cNvGraphicFramePr>
+              <a:graphicFrameLocks xmlns:a="http://schemas.openxmlformats.org/drawingml/2006/main" noChangeAspect="1"/>
+            </wp:cNvGraphicFramePr>
+            <a:graphic xmlns:a="http://schemas.openxmlformats.org/drawingml/2006/main">
+              <a:graphicData uri="http://schemas.openxmlformats.org/drawingml/2006/picture">
+                <pic:pic xmlns:pic="http://schemas.openxmlformats.org/drawingml/2006/picture">
+                  <pic:nvPicPr>
+                    <pic:cNvPr id="34241647" name="Picture 34241647"/>
+                    <pic:cNvPicPr/>
+                  </pic:nvPicPr>
+                  <pic:blipFill>
+                    <a:blip r:embed="rId34" cstate="print">
+                      <a:extLst>
+                        <a:ext uri="{28A0092B-C50C-407E-A947-70E740481C1C}">
+                          <a14:useLocalDpi xmlns:a14="http://schemas.microsoft.com/office/drawing/2010/main" val="0"/>
+                        </a:ext>
+                      </a:extLst>
+                    </a:blip>
+                    <a:stretch>
+                      <a:fillRect/>
+                    </a:stretch>
+                  </pic:blipFill>
+                  <pic:spPr>
+                    <a:xfrm>
+                      <a:off x="0" y="0"/>
+                      <a:ext cx="5943600" cy="1016000"/>
+                    </a:xfrm>
+                    <a:prstGeom prst="rect">
+                      <a:avLst/>
+                    </a:prstGeom>
+                  </pic:spPr>
+                </pic:pic>
+              </a:graphicData>
+            </a:graphic>
+          </wp:inline>
+        </w:drawing>
+      </w:r>
+    </w:p>
     <w:p>
       <w:pPr>
         <w:pStyle w:val="ListParagraph"/>
@@ -1592,6 +1733,55 @@
       <w:r>
         <w:t xml:space="preserve">docker build -t my_nginx_image </w:t>
       </w:r>
+      <w:r>
+        <w:br/>
+      </w:r>
+      <w:r>
+        <w:rPr>
+          <w:noProof/>
+        </w:rPr>
+        <w:drawing>
+          <wp:inline distT="0" distB="0" distL="0" distR="0" wp14:anchorId="006D1245" wp14:editId="73629B82">
+            <wp:extent cx="5943600" cy="2418080"/>
+            <wp:effectExtent l="0" t="0" r="0" b="0"/>
+            <wp:docPr id="1237566476" name="Picture 1"/>
+            <wp:cNvGraphicFramePr>
+              <a:graphicFrameLocks xmlns:a="http://schemas.openxmlformats.org/drawingml/2006/main" noChangeAspect="1"/>
+            </wp:cNvGraphicFramePr>
+            <a:graphic xmlns:a="http://schemas.openxmlformats.org/drawingml/2006/main">
+              <a:graphicData uri="http://schemas.openxmlformats.org/drawingml/2006/picture">
+                <pic:pic xmlns:pic="http://schemas.openxmlformats.org/drawingml/2006/picture">
+                  <pic:nvPicPr>
+                    <pic:cNvPr id="1237566476" name="Picture 1237566476"/>
+                    <pic:cNvPicPr/>
+                  </pic:nvPicPr>
+                  <pic:blipFill>
+                    <a:blip r:embed="rId35" cstate="print">
+                      <a:extLst>
+                        <a:ext uri="{28A0092B-C50C-407E-A947-70E740481C1C}">
+                          <a14:useLocalDpi xmlns:a14="http://schemas.microsoft.com/office/drawing/2010/main" val="0"/>
+                        </a:ext>
+                      </a:extLst>
+                    </a:blip>
+                    <a:stretch>
+                      <a:fillRect/>
+                    </a:stretch>
+                  </pic:blipFill>
+                  <pic:spPr>
+                    <a:xfrm>
+                      <a:off x="0" y="0"/>
+                      <a:ext cx="5943600" cy="2418080"/>
+                    </a:xfrm>
+                    <a:prstGeom prst="rect">
+                      <a:avLst/>
+                    </a:prstGeom>
+                  </pic:spPr>
+                </pic:pic>
+              </a:graphicData>
+            </a:graphic>
+          </wp:inline>
+        </w:drawing>
+      </w:r>
     </w:p>
     <w:p>
       <w:pPr>
@@ -1604,6 +1794,1349 @@
       <w:r>
         <w:t>docker run -d -p 8080:80 my_nginx_image</w:t>
       </w:r>
+      <w:r>
+        <w:br/>
+      </w:r>
+      <w:r>
+        <w:rPr>
+          <w:noProof/>
+        </w:rPr>
+        <w:drawing>
+          <wp:inline distT="0" distB="0" distL="0" distR="0">
+            <wp:extent cx="5943600" cy="2480945"/>
+            <wp:effectExtent l="0" t="0" r="0" b="0"/>
+            <wp:docPr id="1419491606" name="Picture 2"/>
+            <wp:cNvGraphicFramePr>
+              <a:graphicFrameLocks xmlns:a="http://schemas.openxmlformats.org/drawingml/2006/main" noChangeAspect="1"/>
+            </wp:cNvGraphicFramePr>
+            <a:graphic xmlns:a="http://schemas.openxmlformats.org/drawingml/2006/main">
+              <a:graphicData uri="http://schemas.openxmlformats.org/drawingml/2006/picture">
+                <pic:pic xmlns:pic="http://schemas.openxmlformats.org/drawingml/2006/picture">
+                  <pic:nvPicPr>
+                    <pic:cNvPr id="1419491606" name="Picture 1419491606"/>
+                    <pic:cNvPicPr/>
+                  </pic:nvPicPr>
+                  <pic:blipFill>
+                    <a:blip r:embed="rId36">
+                      <a:extLst>
+                        <a:ext uri="{28A0092B-C50C-407E-A947-70E740481C1C}">
+                          <a14:useLocalDpi xmlns:a14="http://schemas.microsoft.com/office/drawing/2010/main" val="0"/>
+                        </a:ext>
+                      </a:extLst>
+                    </a:blip>
+                    <a:stretch>
+                      <a:fillRect/>
+                    </a:stretch>
+                  </pic:blipFill>
+                  <pic:spPr>
+                    <a:xfrm>
+                      <a:off x="0" y="0"/>
+                      <a:ext cx="5943600" cy="2480945"/>
+                    </a:xfrm>
+                    <a:prstGeom prst="rect">
+                      <a:avLst/>
+                    </a:prstGeom>
+                  </pic:spPr>
+                </pic:pic>
+              </a:graphicData>
+            </a:graphic>
+          </wp:inline>
+        </w:drawing>
+      </w:r>
+      <w:r>
+        <w:br/>
+      </w:r>
+      <w:r>
+        <w:rPr>
+          <w:b/>
+          <w:bCs/>
+        </w:rPr>
+        <w:t>Phần 2:</w:t>
+      </w:r>
+      <w:r>
+        <w:rPr>
+          <w:b/>
+          <w:bCs/>
+        </w:rPr>
+        <w:br/>
+      </w:r>
+    </w:p>
+    <w:p>
+      <w:pPr>
+        <w:ind w:left="360"/>
+      </w:pPr>
+      <w:r>
+        <w:rPr>
+          <w:b/>
+          <w:bCs/>
+        </w:rPr>
+        <w:lastRenderedPageBreak/>
+        <w:t>Bài 1: Tạo Dockerfile chạy một ứng dụng Node.js đơn giản</w:t>
+      </w:r>
+      <w:r>
+        <w:br/>
+      </w:r>
+      <w:r>
+        <w:rPr>
+          <w:noProof/>
+        </w:rPr>
+        <w:drawing>
+          <wp:inline distT="0" distB="0" distL="0" distR="0" wp14:anchorId="550116D1" wp14:editId="25D535E8">
+            <wp:extent cx="5943600" cy="2416810"/>
+            <wp:effectExtent l="0" t="0" r="0" b="0"/>
+            <wp:docPr id="1224827787" name="Picture 4"/>
+            <wp:cNvGraphicFramePr>
+              <a:graphicFrameLocks xmlns:a="http://schemas.openxmlformats.org/drawingml/2006/main" noChangeAspect="1"/>
+            </wp:cNvGraphicFramePr>
+            <a:graphic xmlns:a="http://schemas.openxmlformats.org/drawingml/2006/main">
+              <a:graphicData uri="http://schemas.openxmlformats.org/drawingml/2006/picture">
+                <pic:pic xmlns:pic="http://schemas.openxmlformats.org/drawingml/2006/picture">
+                  <pic:nvPicPr>
+                    <pic:cNvPr id="1224827787" name="Picture 1224827787"/>
+                    <pic:cNvPicPr/>
+                  </pic:nvPicPr>
+                  <pic:blipFill>
+                    <a:blip r:embed="rId37" cstate="print">
+                      <a:extLst>
+                        <a:ext uri="{28A0092B-C50C-407E-A947-70E740481C1C}">
+                          <a14:useLocalDpi xmlns:a14="http://schemas.microsoft.com/office/drawing/2010/main" val="0"/>
+                        </a:ext>
+                      </a:extLst>
+                    </a:blip>
+                    <a:stretch>
+                      <a:fillRect/>
+                    </a:stretch>
+                  </pic:blipFill>
+                  <pic:spPr>
+                    <a:xfrm>
+                      <a:off x="0" y="0"/>
+                      <a:ext cx="5943600" cy="2416810"/>
+                    </a:xfrm>
+                    <a:prstGeom prst="rect">
+                      <a:avLst/>
+                    </a:prstGeom>
+                  </pic:spPr>
+                </pic:pic>
+              </a:graphicData>
+            </a:graphic>
+          </wp:inline>
+        </w:drawing>
+      </w:r>
+    </w:p>
+    <w:p>
+      <w:pPr>
+        <w:ind w:left="360"/>
+      </w:pPr>
+      <w:r>
+        <w:rPr>
+          <w:noProof/>
+        </w:rPr>
+        <w:drawing>
+          <wp:inline distT="0" distB="0" distL="0" distR="0" wp14:anchorId="5E90399A" wp14:editId="5DFEA5B4">
+            <wp:extent cx="5943600" cy="1913255"/>
+            <wp:effectExtent l="0" t="0" r="0" b="4445"/>
+            <wp:docPr id="670764560" name="Picture 5"/>
+            <wp:cNvGraphicFramePr>
+              <a:graphicFrameLocks xmlns:a="http://schemas.openxmlformats.org/drawingml/2006/main" noChangeAspect="1"/>
+            </wp:cNvGraphicFramePr>
+            <a:graphic xmlns:a="http://schemas.openxmlformats.org/drawingml/2006/main">
+              <a:graphicData uri="http://schemas.openxmlformats.org/drawingml/2006/picture">
+                <pic:pic xmlns:pic="http://schemas.openxmlformats.org/drawingml/2006/picture">
+                  <pic:nvPicPr>
+                    <pic:cNvPr id="670764560" name="Picture 670764560"/>
+                    <pic:cNvPicPr/>
+                  </pic:nvPicPr>
+                  <pic:blipFill>
+                    <a:blip r:embed="rId38">
+                      <a:extLst>
+                        <a:ext uri="{28A0092B-C50C-407E-A947-70E740481C1C}">
+                          <a14:useLocalDpi xmlns:a14="http://schemas.microsoft.com/office/drawing/2010/main" val="0"/>
+                        </a:ext>
+                      </a:extLst>
+                    </a:blip>
+                    <a:stretch>
+                      <a:fillRect/>
+                    </a:stretch>
+                  </pic:blipFill>
+                  <pic:spPr>
+                    <a:xfrm>
+                      <a:off x="0" y="0"/>
+                      <a:ext cx="5943600" cy="1913255"/>
+                    </a:xfrm>
+                    <a:prstGeom prst="rect">
+                      <a:avLst/>
+                    </a:prstGeom>
+                  </pic:spPr>
+                </pic:pic>
+              </a:graphicData>
+            </a:graphic>
+          </wp:inline>
+        </w:drawing>
+      </w:r>
+    </w:p>
+    <w:p>
+      <w:pPr>
+        <w:ind w:left="360"/>
+        <w:rPr>
+          <w:b/>
+          <w:bCs/>
+        </w:rPr>
+      </w:pPr>
+      <w:r>
+        <w:rPr>
+          <w:b/>
+          <w:bCs/>
+        </w:rPr>
+        <w:t>Bài 2: Tạo Dockerfile chạy một ứng dụng Python Flask</w:t>
+      </w:r>
+      <w:r>
+        <w:rPr>
+          <w:b/>
+          <w:bCs/>
+        </w:rPr>
+        <w:br/>
+      </w:r>
+      <w:r>
+        <w:rPr>
+          <w:b/>
+          <w:bCs/>
+        </w:rPr>
+        <w:br/>
+      </w:r>
+      <w:r>
+        <w:rPr>
+          <w:b/>
+          <w:bCs/>
+          <w:noProof/>
+        </w:rPr>
+        <w:lastRenderedPageBreak/>
+        <w:drawing>
+          <wp:inline distT="0" distB="0" distL="0" distR="0">
+            <wp:extent cx="5943600" cy="2693670"/>
+            <wp:effectExtent l="0" t="0" r="0" b="0"/>
+            <wp:docPr id="342025817" name="Picture 7"/>
+            <wp:cNvGraphicFramePr>
+              <a:graphicFrameLocks xmlns:a="http://schemas.openxmlformats.org/drawingml/2006/main" noChangeAspect="1"/>
+            </wp:cNvGraphicFramePr>
+            <a:graphic xmlns:a="http://schemas.openxmlformats.org/drawingml/2006/main">
+              <a:graphicData uri="http://schemas.openxmlformats.org/drawingml/2006/picture">
+                <pic:pic xmlns:pic="http://schemas.openxmlformats.org/drawingml/2006/picture">
+                  <pic:nvPicPr>
+                    <pic:cNvPr id="342025817" name="Picture 342025817"/>
+                    <pic:cNvPicPr/>
+                  </pic:nvPicPr>
+                  <pic:blipFill>
+                    <a:blip r:embed="rId39" cstate="print">
+                      <a:extLst>
+                        <a:ext uri="{28A0092B-C50C-407E-A947-70E740481C1C}">
+                          <a14:useLocalDpi xmlns:a14="http://schemas.microsoft.com/office/drawing/2010/main" val="0"/>
+                        </a:ext>
+                      </a:extLst>
+                    </a:blip>
+                    <a:stretch>
+                      <a:fillRect/>
+                    </a:stretch>
+                  </pic:blipFill>
+                  <pic:spPr>
+                    <a:xfrm>
+                      <a:off x="0" y="0"/>
+                      <a:ext cx="5943600" cy="2693670"/>
+                    </a:xfrm>
+                    <a:prstGeom prst="rect">
+                      <a:avLst/>
+                    </a:prstGeom>
+                  </pic:spPr>
+                </pic:pic>
+              </a:graphicData>
+            </a:graphic>
+          </wp:inline>
+        </w:drawing>
+      </w:r>
+      <w:r>
+        <w:rPr>
+          <w:b/>
+          <w:bCs/>
+        </w:rPr>
+        <w:br/>
+      </w:r>
+      <w:r>
+        <w:rPr>
+          <w:b/>
+          <w:bCs/>
+          <w:noProof/>
+        </w:rPr>
+        <w:drawing>
+          <wp:inline distT="0" distB="0" distL="0" distR="0">
+            <wp:extent cx="5480756" cy="2243831"/>
+            <wp:effectExtent l="0" t="0" r="0" b="4445"/>
+            <wp:docPr id="1459624727" name="Picture 8"/>
+            <wp:cNvGraphicFramePr>
+              <a:graphicFrameLocks xmlns:a="http://schemas.openxmlformats.org/drawingml/2006/main" noChangeAspect="1"/>
+            </wp:cNvGraphicFramePr>
+            <a:graphic xmlns:a="http://schemas.openxmlformats.org/drawingml/2006/main">
+              <a:graphicData uri="http://schemas.openxmlformats.org/drawingml/2006/picture">
+                <pic:pic xmlns:pic="http://schemas.openxmlformats.org/drawingml/2006/picture">
+                  <pic:nvPicPr>
+                    <pic:cNvPr id="1459624727" name="Picture 1459624727"/>
+                    <pic:cNvPicPr/>
+                  </pic:nvPicPr>
+                  <pic:blipFill>
+                    <a:blip r:embed="rId40">
+                      <a:extLst>
+                        <a:ext uri="{28A0092B-C50C-407E-A947-70E740481C1C}">
+                          <a14:useLocalDpi xmlns:a14="http://schemas.microsoft.com/office/drawing/2010/main" val="0"/>
+                        </a:ext>
+                      </a:extLst>
+                    </a:blip>
+                    <a:stretch>
+                      <a:fillRect/>
+                    </a:stretch>
+                  </pic:blipFill>
+                  <pic:spPr>
+                    <a:xfrm>
+                      <a:off x="0" y="0"/>
+                      <a:ext cx="5493274" cy="2248956"/>
+                    </a:xfrm>
+                    <a:prstGeom prst="rect">
+                      <a:avLst/>
+                    </a:prstGeom>
+                  </pic:spPr>
+                </pic:pic>
+              </a:graphicData>
+            </a:graphic>
+          </wp:inline>
+        </w:drawing>
+      </w:r>
+    </w:p>
+    <w:p>
+      <w:pPr>
+        <w:ind w:left="360"/>
+        <w:rPr>
+          <w:b/>
+          <w:bCs/>
+        </w:rPr>
+      </w:pPr>
+      <w:r>
+        <w:rPr>
+          <w:b/>
+          <w:bCs/>
+        </w:rPr>
+        <w:t>Bài 3: Tạo Dockerfile chạy một ứng dụng React</w:t>
+      </w:r>
+      <w:r>
+        <w:rPr>
+          <w:b/>
+          <w:bCs/>
+          <w:noProof/>
+        </w:rPr>
+        <w:drawing>
+          <wp:inline distT="0" distB="0" distL="0" distR="0">
+            <wp:extent cx="5525911" cy="2617723"/>
+            <wp:effectExtent l="0" t="0" r="0" b="0"/>
+            <wp:docPr id="1169240977" name="Picture 9"/>
+            <wp:cNvGraphicFramePr>
+              <a:graphicFrameLocks xmlns:a="http://schemas.openxmlformats.org/drawingml/2006/main" noChangeAspect="1"/>
+            </wp:cNvGraphicFramePr>
+            <a:graphic xmlns:a="http://schemas.openxmlformats.org/drawingml/2006/main">
+              <a:graphicData uri="http://schemas.openxmlformats.org/drawingml/2006/picture">
+                <pic:pic xmlns:pic="http://schemas.openxmlformats.org/drawingml/2006/picture">
+                  <pic:nvPicPr>
+                    <pic:cNvPr id="1169240977" name="Picture 1169240977"/>
+                    <pic:cNvPicPr/>
+                  </pic:nvPicPr>
+                  <pic:blipFill>
+                    <a:blip r:embed="rId41" cstate="print">
+                      <a:extLst>
+                        <a:ext uri="{28A0092B-C50C-407E-A947-70E740481C1C}">
+                          <a14:useLocalDpi xmlns:a14="http://schemas.microsoft.com/office/drawing/2010/main" val="0"/>
+                        </a:ext>
+                      </a:extLst>
+                    </a:blip>
+                    <a:stretch>
+                      <a:fillRect/>
+                    </a:stretch>
+                  </pic:blipFill>
+                  <pic:spPr>
+                    <a:xfrm>
+                      <a:off x="0" y="0"/>
+                      <a:ext cx="5533323" cy="2621234"/>
+                    </a:xfrm>
+                    <a:prstGeom prst="rect">
+                      <a:avLst/>
+                    </a:prstGeom>
+                  </pic:spPr>
+                </pic:pic>
+              </a:graphicData>
+            </a:graphic>
+          </wp:inline>
+        </w:drawing>
+      </w:r>
+      <w:r>
+        <w:rPr>
+          <w:b/>
+          <w:bCs/>
+        </w:rPr>
+        <w:br/>
+      </w:r>
+      <w:r>
+        <w:rPr>
+          <w:b/>
+          <w:bCs/>
+        </w:rPr>
+        <w:lastRenderedPageBreak/>
+        <w:br/>
+      </w:r>
+      <w:r>
+        <w:rPr>
+          <w:b/>
+          <w:bCs/>
+          <w:noProof/>
+        </w:rPr>
+        <w:drawing>
+          <wp:inline distT="0" distB="0" distL="0" distR="0">
+            <wp:extent cx="5943600" cy="3511550"/>
+            <wp:effectExtent l="0" t="0" r="0" b="6350"/>
+            <wp:docPr id="1222291149" name="Picture 11"/>
+            <wp:cNvGraphicFramePr>
+              <a:graphicFrameLocks xmlns:a="http://schemas.openxmlformats.org/drawingml/2006/main" noChangeAspect="1"/>
+            </wp:cNvGraphicFramePr>
+            <a:graphic xmlns:a="http://schemas.openxmlformats.org/drawingml/2006/main">
+              <a:graphicData uri="http://schemas.openxmlformats.org/drawingml/2006/picture">
+                <pic:pic xmlns:pic="http://schemas.openxmlformats.org/drawingml/2006/picture">
+                  <pic:nvPicPr>
+                    <pic:cNvPr id="1222291149" name="Picture 1222291149"/>
+                    <pic:cNvPicPr/>
+                  </pic:nvPicPr>
+                  <pic:blipFill>
+                    <a:blip r:embed="rId42" cstate="print">
+                      <a:extLst>
+                        <a:ext uri="{28A0092B-C50C-407E-A947-70E740481C1C}">
+                          <a14:useLocalDpi xmlns:a14="http://schemas.microsoft.com/office/drawing/2010/main" val="0"/>
+                        </a:ext>
+                      </a:extLst>
+                    </a:blip>
+                    <a:stretch>
+                      <a:fillRect/>
+                    </a:stretch>
+                  </pic:blipFill>
+                  <pic:spPr>
+                    <a:xfrm>
+                      <a:off x="0" y="0"/>
+                      <a:ext cx="5943600" cy="3511550"/>
+                    </a:xfrm>
+                    <a:prstGeom prst="rect">
+                      <a:avLst/>
+                    </a:prstGeom>
+                  </pic:spPr>
+                </pic:pic>
+              </a:graphicData>
+            </a:graphic>
+          </wp:inline>
+        </w:drawing>
+      </w:r>
+    </w:p>
+    <w:p>
+      <w:pPr>
+        <w:ind w:left="360"/>
+        <w:rPr>
+          <w:b/>
+          <w:bCs/>
+        </w:rPr>
+      </w:pPr>
+      <w:r>
+        <w:rPr>
+          <w:b/>
+          <w:bCs/>
+        </w:rPr>
+        <w:t>Bài 4: Tạo Dockerfile chạy một trang web tĩnh bằng Nginx</w:t>
+      </w:r>
+      <w:r>
+        <w:rPr>
+          <w:b/>
+          <w:bCs/>
+        </w:rPr>
+        <w:br/>
+      </w:r>
+      <w:r>
+        <w:rPr>
+          <w:b/>
+          <w:bCs/>
+          <w:noProof/>
+        </w:rPr>
+        <w:drawing>
+          <wp:inline distT="0" distB="0" distL="0" distR="0">
+            <wp:extent cx="5943600" cy="2700655"/>
+            <wp:effectExtent l="0" t="0" r="0" b="4445"/>
+            <wp:docPr id="1836032124" name="Picture 12"/>
+            <wp:cNvGraphicFramePr>
+              <a:graphicFrameLocks xmlns:a="http://schemas.openxmlformats.org/drawingml/2006/main" noChangeAspect="1"/>
+            </wp:cNvGraphicFramePr>
+            <a:graphic xmlns:a="http://schemas.openxmlformats.org/drawingml/2006/main">
+              <a:graphicData uri="http://schemas.openxmlformats.org/drawingml/2006/picture">
+                <pic:pic xmlns:pic="http://schemas.openxmlformats.org/drawingml/2006/picture">
+                  <pic:nvPicPr>
+                    <pic:cNvPr id="1836032124" name="Picture 1836032124"/>
+                    <pic:cNvPicPr/>
+                  </pic:nvPicPr>
+                  <pic:blipFill>
+                    <a:blip r:embed="rId43">
+                      <a:extLst>
+                        <a:ext uri="{28A0092B-C50C-407E-A947-70E740481C1C}">
+                          <a14:useLocalDpi xmlns:a14="http://schemas.microsoft.com/office/drawing/2010/main" val="0"/>
+                        </a:ext>
+                      </a:extLst>
+                    </a:blip>
+                    <a:stretch>
+                      <a:fillRect/>
+                    </a:stretch>
+                  </pic:blipFill>
+                  <pic:spPr>
+                    <a:xfrm>
+                      <a:off x="0" y="0"/>
+                      <a:ext cx="5943600" cy="2700655"/>
+                    </a:xfrm>
+                    <a:prstGeom prst="rect">
+                      <a:avLst/>
+                    </a:prstGeom>
+                  </pic:spPr>
+                </pic:pic>
+              </a:graphicData>
+            </a:graphic>
+          </wp:inline>
+        </w:drawing>
+      </w:r>
+    </w:p>
+    <w:p>
+      <w:pPr>
+        <w:ind w:left="360"/>
+        <w:rPr>
+          <w:b/>
+          <w:bCs/>
+        </w:rPr>
+      </w:pPr>
+    </w:p>
+    <w:p>
+      <w:pPr>
+        <w:ind w:left="360"/>
+        <w:rPr>
+          <w:b/>
+          <w:bCs/>
+        </w:rPr>
+      </w:pPr>
+      <w:r>
+        <w:rPr>
+          <w:b/>
+          <w:bCs/>
+          <w:noProof/>
+        </w:rPr>
+        <w:drawing>
+          <wp:inline distT="0" distB="0" distL="0" distR="0">
+            <wp:extent cx="5446889" cy="1038750"/>
+            <wp:effectExtent l="0" t="0" r="1905" b="3175"/>
+            <wp:docPr id="998207599" name="Picture 13"/>
+            <wp:cNvGraphicFramePr>
+              <a:graphicFrameLocks xmlns:a="http://schemas.openxmlformats.org/drawingml/2006/main" noChangeAspect="1"/>
+            </wp:cNvGraphicFramePr>
+            <a:graphic xmlns:a="http://schemas.openxmlformats.org/drawingml/2006/main">
+              <a:graphicData uri="http://schemas.openxmlformats.org/drawingml/2006/picture">
+                <pic:pic xmlns:pic="http://schemas.openxmlformats.org/drawingml/2006/picture">
+                  <pic:nvPicPr>
+                    <pic:cNvPr id="998207599" name="Picture 998207599"/>
+                    <pic:cNvPicPr/>
+                  </pic:nvPicPr>
+                  <pic:blipFill>
+                    <a:blip r:embed="rId44" cstate="print">
+                      <a:extLst>
+                        <a:ext uri="{28A0092B-C50C-407E-A947-70E740481C1C}">
+                          <a14:useLocalDpi xmlns:a14="http://schemas.microsoft.com/office/drawing/2010/main" val="0"/>
+                        </a:ext>
+                      </a:extLst>
+                    </a:blip>
+                    <a:stretch>
+                      <a:fillRect/>
+                    </a:stretch>
+                  </pic:blipFill>
+                  <pic:spPr>
+                    <a:xfrm>
+                      <a:off x="0" y="0"/>
+                      <a:ext cx="5469737" cy="1043107"/>
+                    </a:xfrm>
+                    <a:prstGeom prst="rect">
+                      <a:avLst/>
+                    </a:prstGeom>
+                  </pic:spPr>
+                </pic:pic>
+              </a:graphicData>
+            </a:graphic>
+          </wp:inline>
+        </w:drawing>
+      </w:r>
+    </w:p>
+    <w:p>
+      <w:pPr>
+        <w:ind w:left="360"/>
+        <w:rPr>
+          <w:b/>
+          <w:bCs/>
+        </w:rPr>
+      </w:pPr>
+      <w:r>
+        <w:rPr>
+          <w:b/>
+          <w:bCs/>
+        </w:rPr>
+        <w:lastRenderedPageBreak/>
+        <w:t>Bài 6: Sử dụng Multi-stage Build trong Dockerfile</w:t>
+      </w:r>
+    </w:p>
+    <w:p>
+      <w:pPr>
+        <w:ind w:left="360"/>
+        <w:rPr>
+          <w:b/>
+          <w:bCs/>
+        </w:rPr>
+      </w:pPr>
+      <w:r>
+        <w:rPr>
+          <w:b/>
+          <w:bCs/>
+          <w:noProof/>
+        </w:rPr>
+        <w:drawing>
+          <wp:inline distT="0" distB="0" distL="0" distR="0">
+            <wp:extent cx="5943600" cy="2660015"/>
+            <wp:effectExtent l="0" t="0" r="0" b="0"/>
+            <wp:docPr id="1966842428" name="Picture 14"/>
+            <wp:cNvGraphicFramePr>
+              <a:graphicFrameLocks xmlns:a="http://schemas.openxmlformats.org/drawingml/2006/main" noChangeAspect="1"/>
+            </wp:cNvGraphicFramePr>
+            <a:graphic xmlns:a="http://schemas.openxmlformats.org/drawingml/2006/main">
+              <a:graphicData uri="http://schemas.openxmlformats.org/drawingml/2006/picture">
+                <pic:pic xmlns:pic="http://schemas.openxmlformats.org/drawingml/2006/picture">
+                  <pic:nvPicPr>
+                    <pic:cNvPr id="1966842428" name="Picture 1966842428"/>
+                    <pic:cNvPicPr/>
+                  </pic:nvPicPr>
+                  <pic:blipFill>
+                    <a:blip r:embed="rId45" cstate="print">
+                      <a:extLst>
+                        <a:ext uri="{28A0092B-C50C-407E-A947-70E740481C1C}">
+                          <a14:useLocalDpi xmlns:a14="http://schemas.microsoft.com/office/drawing/2010/main" val="0"/>
+                        </a:ext>
+                      </a:extLst>
+                    </a:blip>
+                    <a:stretch>
+                      <a:fillRect/>
+                    </a:stretch>
+                  </pic:blipFill>
+                  <pic:spPr>
+                    <a:xfrm>
+                      <a:off x="0" y="0"/>
+                      <a:ext cx="5943600" cy="2660015"/>
+                    </a:xfrm>
+                    <a:prstGeom prst="rect">
+                      <a:avLst/>
+                    </a:prstGeom>
+                  </pic:spPr>
+                </pic:pic>
+              </a:graphicData>
+            </a:graphic>
+          </wp:inline>
+        </w:drawing>
+      </w:r>
+    </w:p>
+    <w:p>
+      <w:pPr>
+        <w:ind w:left="360"/>
+        <w:rPr>
+          <w:b/>
+          <w:bCs/>
+        </w:rPr>
+      </w:pPr>
+      <w:r>
+        <w:rPr>
+          <w:b/>
+          <w:bCs/>
+          <w:noProof/>
+        </w:rPr>
+        <w:drawing>
+          <wp:inline distT="0" distB="0" distL="0" distR="0">
+            <wp:extent cx="5943600" cy="949325"/>
+            <wp:effectExtent l="0" t="0" r="0" b="3175"/>
+            <wp:docPr id="2132209407" name="Picture 15"/>
+            <wp:cNvGraphicFramePr>
+              <a:graphicFrameLocks xmlns:a="http://schemas.openxmlformats.org/drawingml/2006/main" noChangeAspect="1"/>
+            </wp:cNvGraphicFramePr>
+            <a:graphic xmlns:a="http://schemas.openxmlformats.org/drawingml/2006/main">
+              <a:graphicData uri="http://schemas.openxmlformats.org/drawingml/2006/picture">
+                <pic:pic xmlns:pic="http://schemas.openxmlformats.org/drawingml/2006/picture">
+                  <pic:nvPicPr>
+                    <pic:cNvPr id="2132209407" name="Picture 2132209407"/>
+                    <pic:cNvPicPr/>
+                  </pic:nvPicPr>
+                  <pic:blipFill>
+                    <a:blip r:embed="rId46">
+                      <a:extLst>
+                        <a:ext uri="{28A0092B-C50C-407E-A947-70E740481C1C}">
+                          <a14:useLocalDpi xmlns:a14="http://schemas.microsoft.com/office/drawing/2010/main" val="0"/>
+                        </a:ext>
+                      </a:extLst>
+                    </a:blip>
+                    <a:stretch>
+                      <a:fillRect/>
+                    </a:stretch>
+                  </pic:blipFill>
+                  <pic:spPr>
+                    <a:xfrm>
+                      <a:off x="0" y="0"/>
+                      <a:ext cx="5943600" cy="949325"/>
+                    </a:xfrm>
+                    <a:prstGeom prst="rect">
+                      <a:avLst/>
+                    </a:prstGeom>
+                  </pic:spPr>
+                </pic:pic>
+              </a:graphicData>
+            </a:graphic>
+          </wp:inline>
+        </w:drawing>
+      </w:r>
+    </w:p>
+    <w:p>
+      <w:pPr>
+        <w:ind w:left="360"/>
+        <w:rPr>
+          <w:b/>
+          <w:bCs/>
+        </w:rPr>
+      </w:pPr>
+      <w:r>
+        <w:rPr>
+          <w:b/>
+          <w:bCs/>
+        </w:rPr>
+        <w:t>Bài 7: Sử dụng biến môi trường trong Dockerfile</w:t>
+      </w:r>
+      <w:r>
+        <w:rPr>
+          <w:b/>
+          <w:bCs/>
+          <w:noProof/>
+        </w:rPr>
+        <w:drawing>
+          <wp:inline distT="0" distB="0" distL="0" distR="0">
+            <wp:extent cx="5943600" cy="2818765"/>
+            <wp:effectExtent l="0" t="0" r="0" b="635"/>
+            <wp:docPr id="2031107742" name="Picture 16"/>
+            <wp:cNvGraphicFramePr>
+              <a:graphicFrameLocks xmlns:a="http://schemas.openxmlformats.org/drawingml/2006/main" noChangeAspect="1"/>
+            </wp:cNvGraphicFramePr>
+            <a:graphic xmlns:a="http://schemas.openxmlformats.org/drawingml/2006/main">
+              <a:graphicData uri="http://schemas.openxmlformats.org/drawingml/2006/picture">
+                <pic:pic xmlns:pic="http://schemas.openxmlformats.org/drawingml/2006/picture">
+                  <pic:nvPicPr>
+                    <pic:cNvPr id="2031107742" name="Picture 2031107742"/>
+                    <pic:cNvPicPr/>
+                  </pic:nvPicPr>
+                  <pic:blipFill>
+                    <a:blip r:embed="rId47" cstate="print">
+                      <a:extLst>
+                        <a:ext uri="{28A0092B-C50C-407E-A947-70E740481C1C}">
+                          <a14:useLocalDpi xmlns:a14="http://schemas.microsoft.com/office/drawing/2010/main" val="0"/>
+                        </a:ext>
+                      </a:extLst>
+                    </a:blip>
+                    <a:stretch>
+                      <a:fillRect/>
+                    </a:stretch>
+                  </pic:blipFill>
+                  <pic:spPr>
+                    <a:xfrm>
+                      <a:off x="0" y="0"/>
+                      <a:ext cx="5943600" cy="2818765"/>
+                    </a:xfrm>
+                    <a:prstGeom prst="rect">
+                      <a:avLst/>
+                    </a:prstGeom>
+                  </pic:spPr>
+                </pic:pic>
+              </a:graphicData>
+            </a:graphic>
+          </wp:inline>
+        </w:drawing>
+      </w:r>
+    </w:p>
+    <w:p>
+      <w:pPr>
+        <w:ind w:left="360"/>
+        <w:rPr>
+          <w:b/>
+          <w:bCs/>
+        </w:rPr>
+      </w:pPr>
+      <w:r>
+        <w:rPr>
+          <w:b/>
+          <w:bCs/>
+          <w:noProof/>
+        </w:rPr>
+        <w:drawing>
+          <wp:inline distT="0" distB="0" distL="0" distR="0">
+            <wp:extent cx="5943600" cy="403225"/>
+            <wp:effectExtent l="0" t="0" r="0" b="3175"/>
+            <wp:docPr id="92957547" name="Picture 17"/>
+            <wp:cNvGraphicFramePr>
+              <a:graphicFrameLocks xmlns:a="http://schemas.openxmlformats.org/drawingml/2006/main" noChangeAspect="1"/>
+            </wp:cNvGraphicFramePr>
+            <a:graphic xmlns:a="http://schemas.openxmlformats.org/drawingml/2006/main">
+              <a:graphicData uri="http://schemas.openxmlformats.org/drawingml/2006/picture">
+                <pic:pic xmlns:pic="http://schemas.openxmlformats.org/drawingml/2006/picture">
+                  <pic:nvPicPr>
+                    <pic:cNvPr id="92957547" name="Picture 92957547"/>
+                    <pic:cNvPicPr/>
+                  </pic:nvPicPr>
+                  <pic:blipFill>
+                    <a:blip r:embed="rId48">
+                      <a:extLst>
+                        <a:ext uri="{28A0092B-C50C-407E-A947-70E740481C1C}">
+                          <a14:useLocalDpi xmlns:a14="http://schemas.microsoft.com/office/drawing/2010/main" val="0"/>
+                        </a:ext>
+                      </a:extLst>
+                    </a:blip>
+                    <a:stretch>
+                      <a:fillRect/>
+                    </a:stretch>
+                  </pic:blipFill>
+                  <pic:spPr>
+                    <a:xfrm>
+                      <a:off x="0" y="0"/>
+                      <a:ext cx="5943600" cy="403225"/>
+                    </a:xfrm>
+                    <a:prstGeom prst="rect">
+                      <a:avLst/>
+                    </a:prstGeom>
+                  </pic:spPr>
+                </pic:pic>
+              </a:graphicData>
+            </a:graphic>
+          </wp:inline>
+        </w:drawing>
+      </w:r>
+    </w:p>
+    <w:p>
+      <w:pPr>
+        <w:ind w:left="360"/>
+        <w:rPr>
+          <w:b/>
+          <w:bCs/>
+        </w:rPr>
+      </w:pPr>
+      <w:r>
+        <w:rPr>
+          <w:b/>
+          <w:bCs/>
+        </w:rPr>
+        <w:t>Bài 8: Tạo Dockerfile cho PostgreSQL tùy chỉnh</w:t>
+      </w:r>
+    </w:p>
+    <w:p>
+      <w:pPr>
+        <w:ind w:left="360"/>
+        <w:rPr>
+          <w:b/>
+          <w:bCs/>
+        </w:rPr>
+      </w:pPr>
+      <w:r>
+        <w:rPr>
+          <w:b/>
+          <w:bCs/>
+          <w:noProof/>
+        </w:rPr>
+        <w:lastRenderedPageBreak/>
+        <w:drawing>
+          <wp:inline distT="0" distB="0" distL="0" distR="0">
+            <wp:extent cx="5943600" cy="2875280"/>
+            <wp:effectExtent l="0" t="0" r="0" b="0"/>
+            <wp:docPr id="1762687023" name="Picture 18"/>
+            <wp:cNvGraphicFramePr>
+              <a:graphicFrameLocks xmlns:a="http://schemas.openxmlformats.org/drawingml/2006/main" noChangeAspect="1"/>
+            </wp:cNvGraphicFramePr>
+            <a:graphic xmlns:a="http://schemas.openxmlformats.org/drawingml/2006/main">
+              <a:graphicData uri="http://schemas.openxmlformats.org/drawingml/2006/picture">
+                <pic:pic xmlns:pic="http://schemas.openxmlformats.org/drawingml/2006/picture">
+                  <pic:nvPicPr>
+                    <pic:cNvPr id="1762687023" name="Picture 1762687023"/>
+                    <pic:cNvPicPr/>
+                  </pic:nvPicPr>
+                  <pic:blipFill>
+                    <a:blip r:embed="rId49">
+                      <a:extLst>
+                        <a:ext uri="{28A0092B-C50C-407E-A947-70E740481C1C}">
+                          <a14:useLocalDpi xmlns:a14="http://schemas.microsoft.com/office/drawing/2010/main" val="0"/>
+                        </a:ext>
+                      </a:extLst>
+                    </a:blip>
+                    <a:stretch>
+                      <a:fillRect/>
+                    </a:stretch>
+                  </pic:blipFill>
+                  <pic:spPr>
+                    <a:xfrm>
+                      <a:off x="0" y="0"/>
+                      <a:ext cx="5943600" cy="2875280"/>
+                    </a:xfrm>
+                    <a:prstGeom prst="rect">
+                      <a:avLst/>
+                    </a:prstGeom>
+                  </pic:spPr>
+                </pic:pic>
+              </a:graphicData>
+            </a:graphic>
+          </wp:inline>
+        </w:drawing>
+      </w:r>
+    </w:p>
+    <w:p>
+      <w:pPr>
+        <w:ind w:left="360"/>
+        <w:rPr>
+          <w:b/>
+          <w:bCs/>
+        </w:rPr>
+      </w:pPr>
+      <w:r>
+        <w:rPr>
+          <w:b/>
+          <w:bCs/>
+          <w:noProof/>
+        </w:rPr>
+        <w:drawing>
+          <wp:inline distT="0" distB="0" distL="0" distR="0">
+            <wp:extent cx="5943600" cy="491490"/>
+            <wp:effectExtent l="0" t="0" r="0" b="3810"/>
+            <wp:docPr id="903930070" name="Picture 19"/>
+            <wp:cNvGraphicFramePr>
+              <a:graphicFrameLocks xmlns:a="http://schemas.openxmlformats.org/drawingml/2006/main" noChangeAspect="1"/>
+            </wp:cNvGraphicFramePr>
+            <a:graphic xmlns:a="http://schemas.openxmlformats.org/drawingml/2006/main">
+              <a:graphicData uri="http://schemas.openxmlformats.org/drawingml/2006/picture">
+                <pic:pic xmlns:pic="http://schemas.openxmlformats.org/drawingml/2006/picture">
+                  <pic:nvPicPr>
+                    <pic:cNvPr id="903930070" name="Picture 903930070"/>
+                    <pic:cNvPicPr/>
+                  </pic:nvPicPr>
+                  <pic:blipFill>
+                    <a:blip r:embed="rId50">
+                      <a:extLst>
+                        <a:ext uri="{28A0092B-C50C-407E-A947-70E740481C1C}">
+                          <a14:useLocalDpi xmlns:a14="http://schemas.microsoft.com/office/drawing/2010/main" val="0"/>
+                        </a:ext>
+                      </a:extLst>
+                    </a:blip>
+                    <a:stretch>
+                      <a:fillRect/>
+                    </a:stretch>
+                  </pic:blipFill>
+                  <pic:spPr>
+                    <a:xfrm>
+                      <a:off x="0" y="0"/>
+                      <a:ext cx="5943600" cy="491490"/>
+                    </a:xfrm>
+                    <a:prstGeom prst="rect">
+                      <a:avLst/>
+                    </a:prstGeom>
+                  </pic:spPr>
+                </pic:pic>
+              </a:graphicData>
+            </a:graphic>
+          </wp:inline>
+        </w:drawing>
+      </w:r>
+    </w:p>
+    <w:p>
+      <w:pPr>
+        <w:ind w:left="360"/>
+        <w:rPr>
+          <w:b/>
+          <w:bCs/>
+        </w:rPr>
+      </w:pPr>
+      <w:r>
+        <w:rPr>
+          <w:b/>
+          <w:bCs/>
+          <w:noProof/>
+        </w:rPr>
+        <w:drawing>
+          <wp:inline distT="0" distB="0" distL="0" distR="0" wp14:anchorId="340DA676" wp14:editId="0AB7D729">
+            <wp:extent cx="5943600" cy="1419225"/>
+            <wp:effectExtent l="0" t="0" r="0" b="3175"/>
+            <wp:docPr id="886094067" name="Picture 20"/>
+            <wp:cNvGraphicFramePr>
+              <a:graphicFrameLocks xmlns:a="http://schemas.openxmlformats.org/drawingml/2006/main" noChangeAspect="1"/>
+            </wp:cNvGraphicFramePr>
+            <a:graphic xmlns:a="http://schemas.openxmlformats.org/drawingml/2006/main">
+              <a:graphicData uri="http://schemas.openxmlformats.org/drawingml/2006/picture">
+                <pic:pic xmlns:pic="http://schemas.openxmlformats.org/drawingml/2006/picture">
+                  <pic:nvPicPr>
+                    <pic:cNvPr id="886094067" name="Picture 886094067"/>
+                    <pic:cNvPicPr/>
+                  </pic:nvPicPr>
+                  <pic:blipFill>
+                    <a:blip r:embed="rId51">
+                      <a:extLst>
+                        <a:ext uri="{28A0092B-C50C-407E-A947-70E740481C1C}">
+                          <a14:useLocalDpi xmlns:a14="http://schemas.microsoft.com/office/drawing/2010/main" val="0"/>
+                        </a:ext>
+                      </a:extLst>
+                    </a:blip>
+                    <a:stretch>
+                      <a:fillRect/>
+                    </a:stretch>
+                  </pic:blipFill>
+                  <pic:spPr>
+                    <a:xfrm>
+                      <a:off x="0" y="0"/>
+                      <a:ext cx="5943600" cy="1419225"/>
+                    </a:xfrm>
+                    <a:prstGeom prst="rect">
+                      <a:avLst/>
+                    </a:prstGeom>
+                  </pic:spPr>
+                </pic:pic>
+              </a:graphicData>
+            </a:graphic>
+          </wp:inline>
+        </w:drawing>
+      </w:r>
+    </w:p>
+    <w:p>
+      <w:pPr>
+        <w:ind w:left="360"/>
+        <w:rPr>
+          <w:b/>
+          <w:bCs/>
+        </w:rPr>
+      </w:pPr>
+      <w:r>
+        <w:rPr>
+          <w:b/>
+          <w:bCs/>
+        </w:rPr>
+        <w:t>Bài 9: Tạo Dockerfile chạy Redis với cấu hình tùy chỉnh</w:t>
+      </w:r>
+    </w:p>
+    <w:p>
+      <w:pPr>
+        <w:ind w:left="360"/>
+        <w:rPr>
+          <w:b/>
+          <w:bCs/>
+        </w:rPr>
+      </w:pPr>
+      <w:r>
+        <w:rPr>
+          <w:b/>
+          <w:bCs/>
+          <w:noProof/>
+        </w:rPr>
+        <w:drawing>
+          <wp:inline distT="0" distB="0" distL="0" distR="0">
+            <wp:extent cx="5300134" cy="2510769"/>
+            <wp:effectExtent l="0" t="0" r="0" b="4445"/>
+            <wp:docPr id="391834738" name="Picture 22"/>
+            <wp:cNvGraphicFramePr>
+              <a:graphicFrameLocks xmlns:a="http://schemas.openxmlformats.org/drawingml/2006/main" noChangeAspect="1"/>
+            </wp:cNvGraphicFramePr>
+            <a:graphic xmlns:a="http://schemas.openxmlformats.org/drawingml/2006/main">
+              <a:graphicData uri="http://schemas.openxmlformats.org/drawingml/2006/picture">
+                <pic:pic xmlns:pic="http://schemas.openxmlformats.org/drawingml/2006/picture">
+                  <pic:nvPicPr>
+                    <pic:cNvPr id="391834738" name="Picture 391834738"/>
+                    <pic:cNvPicPr/>
+                  </pic:nvPicPr>
+                  <pic:blipFill>
+                    <a:blip r:embed="rId52" cstate="print">
+                      <a:extLst>
+                        <a:ext uri="{28A0092B-C50C-407E-A947-70E740481C1C}">
+                          <a14:useLocalDpi xmlns:a14="http://schemas.microsoft.com/office/drawing/2010/main" val="0"/>
+                        </a:ext>
+                      </a:extLst>
+                    </a:blip>
+                    <a:stretch>
+                      <a:fillRect/>
+                    </a:stretch>
+                  </pic:blipFill>
+                  <pic:spPr>
+                    <a:xfrm>
+                      <a:off x="0" y="0"/>
+                      <a:ext cx="5313430" cy="2517068"/>
+                    </a:xfrm>
+                    <a:prstGeom prst="rect">
+                      <a:avLst/>
+                    </a:prstGeom>
+                  </pic:spPr>
+                </pic:pic>
+              </a:graphicData>
+            </a:graphic>
+          </wp:inline>
+        </w:drawing>
+      </w:r>
+    </w:p>
+    <w:p>
+      <w:pPr>
+        <w:ind w:left="360"/>
+        <w:rPr>
+          <w:b/>
+          <w:bCs/>
+        </w:rPr>
+      </w:pPr>
+      <w:r>
+        <w:rPr>
+          <w:b/>
+          <w:bCs/>
+          <w:noProof/>
+        </w:rPr>
+        <w:lastRenderedPageBreak/>
+        <w:drawing>
+          <wp:inline distT="0" distB="0" distL="0" distR="0">
+            <wp:extent cx="5943600" cy="1789430"/>
+            <wp:effectExtent l="0" t="0" r="0" b="1270"/>
+            <wp:docPr id="455870687" name="Picture 25"/>
+            <wp:cNvGraphicFramePr>
+              <a:graphicFrameLocks xmlns:a="http://schemas.openxmlformats.org/drawingml/2006/main" noChangeAspect="1"/>
+            </wp:cNvGraphicFramePr>
+            <a:graphic xmlns:a="http://schemas.openxmlformats.org/drawingml/2006/main">
+              <a:graphicData uri="http://schemas.openxmlformats.org/drawingml/2006/picture">
+                <pic:pic xmlns:pic="http://schemas.openxmlformats.org/drawingml/2006/picture">
+                  <pic:nvPicPr>
+                    <pic:cNvPr id="455870687" name="Picture 455870687"/>
+                    <pic:cNvPicPr/>
+                  </pic:nvPicPr>
+                  <pic:blipFill>
+                    <a:blip r:embed="rId53">
+                      <a:extLst>
+                        <a:ext uri="{28A0092B-C50C-407E-A947-70E740481C1C}">
+                          <a14:useLocalDpi xmlns:a14="http://schemas.microsoft.com/office/drawing/2010/main" val="0"/>
+                        </a:ext>
+                      </a:extLst>
+                    </a:blip>
+                    <a:stretch>
+                      <a:fillRect/>
+                    </a:stretch>
+                  </pic:blipFill>
+                  <pic:spPr>
+                    <a:xfrm>
+                      <a:off x="0" y="0"/>
+                      <a:ext cx="5943600" cy="1789430"/>
+                    </a:xfrm>
+                    <a:prstGeom prst="rect">
+                      <a:avLst/>
+                    </a:prstGeom>
+                  </pic:spPr>
+                </pic:pic>
+              </a:graphicData>
+            </a:graphic>
+          </wp:inline>
+        </w:drawing>
+      </w:r>
+    </w:p>
+    <w:p>
+      <w:pPr>
+        <w:ind w:left="360"/>
+        <w:rPr>
+          <w:b/>
+          <w:bCs/>
+        </w:rPr>
+      </w:pPr>
+      <w:r>
+        <w:rPr>
+          <w:b/>
+          <w:bCs/>
+          <w:noProof/>
+        </w:rPr>
+        <w:drawing>
+          <wp:inline distT="0" distB="0" distL="0" distR="0">
+            <wp:extent cx="5943600" cy="835025"/>
+            <wp:effectExtent l="0" t="0" r="0" b="3175"/>
+            <wp:docPr id="1625087698" name="Picture 24"/>
+            <wp:cNvGraphicFramePr>
+              <a:graphicFrameLocks xmlns:a="http://schemas.openxmlformats.org/drawingml/2006/main" noChangeAspect="1"/>
+            </wp:cNvGraphicFramePr>
+            <a:graphic xmlns:a="http://schemas.openxmlformats.org/drawingml/2006/main">
+              <a:graphicData uri="http://schemas.openxmlformats.org/drawingml/2006/picture">
+                <pic:pic xmlns:pic="http://schemas.openxmlformats.org/drawingml/2006/picture">
+                  <pic:nvPicPr>
+                    <pic:cNvPr id="1625087698" name="Picture 1625087698"/>
+                    <pic:cNvPicPr/>
+                  </pic:nvPicPr>
+                  <pic:blipFill>
+                    <a:blip r:embed="rId54">
+                      <a:extLst>
+                        <a:ext uri="{28A0092B-C50C-407E-A947-70E740481C1C}">
+                          <a14:useLocalDpi xmlns:a14="http://schemas.microsoft.com/office/drawing/2010/main" val="0"/>
+                        </a:ext>
+                      </a:extLst>
+                    </a:blip>
+                    <a:stretch>
+                      <a:fillRect/>
+                    </a:stretch>
+                  </pic:blipFill>
+                  <pic:spPr>
+                    <a:xfrm>
+                      <a:off x="0" y="0"/>
+                      <a:ext cx="5943600" cy="835025"/>
+                    </a:xfrm>
+                    <a:prstGeom prst="rect">
+                      <a:avLst/>
+                    </a:prstGeom>
+                  </pic:spPr>
+                </pic:pic>
+              </a:graphicData>
+            </a:graphic>
+          </wp:inline>
+        </w:drawing>
+      </w:r>
+    </w:p>
+    <w:p>
+      <w:pPr>
+        <w:ind w:left="360"/>
+        <w:rPr>
+          <w:b/>
+          <w:bCs/>
+        </w:rPr>
+      </w:pPr>
+      <w:r>
+        <w:rPr>
+          <w:b/>
+          <w:bCs/>
+        </w:rPr>
+        <w:t>Bài 10: Chạy ứng dụng PHP với Apache</w:t>
+      </w:r>
+    </w:p>
+    <w:p>
+      <w:pPr>
+        <w:ind w:left="360"/>
+        <w:rPr>
+          <w:b/>
+          <w:bCs/>
+        </w:rPr>
+      </w:pPr>
+      <w:r>
+        <w:rPr>
+          <w:b/>
+          <w:bCs/>
+          <w:noProof/>
+        </w:rPr>
+        <w:drawing>
+          <wp:inline distT="0" distB="0" distL="0" distR="0">
+            <wp:extent cx="5943600" cy="2804160"/>
+            <wp:effectExtent l="0" t="0" r="0" b="2540"/>
+            <wp:docPr id="158285590" name="Picture 26"/>
+            <wp:cNvGraphicFramePr>
+              <a:graphicFrameLocks xmlns:a="http://schemas.openxmlformats.org/drawingml/2006/main" noChangeAspect="1"/>
+            </wp:cNvGraphicFramePr>
+            <a:graphic xmlns:a="http://schemas.openxmlformats.org/drawingml/2006/main">
+              <a:graphicData uri="http://schemas.openxmlformats.org/drawingml/2006/picture">
+                <pic:pic xmlns:pic="http://schemas.openxmlformats.org/drawingml/2006/picture">
+                  <pic:nvPicPr>
+                    <pic:cNvPr id="158285590" name="Picture 158285590"/>
+                    <pic:cNvPicPr/>
+                  </pic:nvPicPr>
+                  <pic:blipFill>
+                    <a:blip r:embed="rId55" cstate="print">
+                      <a:extLst>
+                        <a:ext uri="{28A0092B-C50C-407E-A947-70E740481C1C}">
+                          <a14:useLocalDpi xmlns:a14="http://schemas.microsoft.com/office/drawing/2010/main" val="0"/>
+                        </a:ext>
+                      </a:extLst>
+                    </a:blip>
+                    <a:stretch>
+                      <a:fillRect/>
+                    </a:stretch>
+                  </pic:blipFill>
+                  <pic:spPr>
+                    <a:xfrm>
+                      <a:off x="0" y="0"/>
+                      <a:ext cx="5943600" cy="2804160"/>
+                    </a:xfrm>
+                    <a:prstGeom prst="rect">
+                      <a:avLst/>
+                    </a:prstGeom>
+                  </pic:spPr>
+                </pic:pic>
+              </a:graphicData>
+            </a:graphic>
+          </wp:inline>
+        </w:drawing>
+      </w:r>
+    </w:p>
+    <w:p>
+      <w:pPr>
+        <w:ind w:left="360"/>
+        <w:rPr>
+          <w:b/>
+          <w:bCs/>
+        </w:rPr>
+      </w:pPr>
+      <w:r>
+        <w:rPr>
+          <w:b/>
+          <w:bCs/>
+          <w:noProof/>
+        </w:rPr>
+        <w:drawing>
+          <wp:inline distT="0" distB="0" distL="0" distR="0" wp14:anchorId="0CDE5994" wp14:editId="491F3245">
+            <wp:extent cx="5943600" cy="1232535"/>
+            <wp:effectExtent l="0" t="0" r="0" b="0"/>
+            <wp:docPr id="732951812" name="Picture 27"/>
+            <wp:cNvGraphicFramePr>
+              <a:graphicFrameLocks xmlns:a="http://schemas.openxmlformats.org/drawingml/2006/main" noChangeAspect="1"/>
+            </wp:cNvGraphicFramePr>
+            <a:graphic xmlns:a="http://schemas.openxmlformats.org/drawingml/2006/main">
+              <a:graphicData uri="http://schemas.openxmlformats.org/drawingml/2006/picture">
+                <pic:pic xmlns:pic="http://schemas.openxmlformats.org/drawingml/2006/picture">
+                  <pic:nvPicPr>
+                    <pic:cNvPr id="732951812" name="Picture 732951812"/>
+                    <pic:cNvPicPr/>
+                  </pic:nvPicPr>
+                  <pic:blipFill>
+                    <a:blip r:embed="rId56" cstate="print">
+                      <a:extLst>
+                        <a:ext uri="{28A0092B-C50C-407E-A947-70E740481C1C}">
+                          <a14:useLocalDpi xmlns:a14="http://schemas.microsoft.com/office/drawing/2010/main" val="0"/>
+                        </a:ext>
+                      </a:extLst>
+                    </a:blip>
+                    <a:stretch>
+                      <a:fillRect/>
+                    </a:stretch>
+                  </pic:blipFill>
+                  <pic:spPr>
+                    <a:xfrm>
+                      <a:off x="0" y="0"/>
+                      <a:ext cx="5943600" cy="1232535"/>
+                    </a:xfrm>
+                    <a:prstGeom prst="rect">
+                      <a:avLst/>
+                    </a:prstGeom>
+                  </pic:spPr>
+                </pic:pic>
+              </a:graphicData>
+            </a:graphic>
+          </wp:inline>
+        </w:drawing>
+      </w:r>
+    </w:p>
+    <w:p>
+      <w:pPr>
+        <w:rPr>
+          <w:b/>
+          <w:bCs/>
+        </w:rPr>
+      </w:pPr>
     </w:p>
     <w:sectPr>
       <w:pgSz w:w="12240" w:h="15840"/>
@@ -1616,8 +3149,8 @@
 </file>
 
 <file path=word/numbering.xml><?xml version="1.0" encoding="utf-8"?>
-<w:numbering xmlns:wpc="http://schemas.microsoft.com/office/word/2010/wordprocessingCanvas" xmlns:mc="http://schemas.openxmlformats.org/markup-compatibility/2006" xmlns:o="urn:schemas-microsoft-com:office:office" xmlns:r="http://schemas.openxmlformats.org/officeDocument/2006/relationships" xmlns:m="http://schemas.openxmlformats.org/officeDocument/2006/math" xmlns:v="urn:schemas-microsoft-com:vml" xmlns:wp14="http://schemas.microsoft.com/office/word/2010/wordprocessingDrawing" xmlns:wp="http://schemas.openxmlformats.org/drawingml/2006/wordprocessingDrawing" xmlns:w10="urn:schemas-microsoft-com:office:word" xmlns:w="http://schemas.openxmlformats.org/wordprocessingml/2006/main" xmlns:w14="http://schemas.microsoft.com/office/word/2010/wordml" xmlns:w15="http://schemas.microsoft.com/office/word/2012/wordml" xmlns:wpg="http://schemas.microsoft.com/office/word/2010/wordprocessingGroup" xmlns:wpi="http://schemas.microsoft.com/office/word/2010/wordprocessingInk" xmlns:wne="http://schemas.microsoft.com/office/word/2006/wordml" xmlns:wps="http://schemas.microsoft.com/office/word/2010/wordprocessingShape" mc:Ignorable="w14 w15 wp14">
-  <w:abstractNum w:abstractNumId="0">
+<w:numbering xmlns:wpc="http://schemas.microsoft.com/office/word/2010/wordprocessingCanvas" xmlns:cx="http://schemas.microsoft.com/office/drawing/2014/chartex" xmlns:cx1="http://schemas.microsoft.com/office/drawing/2015/9/8/chartex" xmlns:cx2="http://schemas.microsoft.com/office/drawing/2015/10/21/chartex" xmlns:cx3="http://schemas.microsoft.com/office/drawing/2016/5/9/chartex" xmlns:cx4="http://schemas.microsoft.com/office/drawing/2016/5/10/chartex" xmlns:cx5="http://schemas.microsoft.com/office/drawing/2016/5/11/chartex" xmlns:cx6="http://schemas.microsoft.com/office/drawing/2016/5/12/chartex" xmlns:cx7="http://schemas.microsoft.com/office/drawing/2016/5/13/chartex" xmlns:cx8="http://schemas.microsoft.com/office/drawing/2016/5/14/chartex" xmlns:mc="http://schemas.openxmlformats.org/markup-compatibility/2006" xmlns:aink="http://schemas.microsoft.com/office/drawing/2016/ink" xmlns:am3d="http://schemas.microsoft.com/office/drawing/2017/model3d" xmlns:o="urn:schemas-microsoft-com:office:office" xmlns:oel="http://schemas.microsoft.com/office/2019/extlst" xmlns:r="http://schemas.openxmlformats.org/officeDocument/2006/relationships" xmlns:m="http://schemas.openxmlformats.org/officeDocument/2006/math" xmlns:v="urn:schemas-microsoft-com:vml" xmlns:wp14="http://schemas.microsoft.com/office/word/2010/wordprocessingDrawing" xmlns:wp="http://schemas.openxmlformats.org/drawingml/2006/wordprocessingDrawing" xmlns:w10="urn:schemas-microsoft-com:office:word" xmlns:w="http://schemas.openxmlformats.org/wordprocessingml/2006/main" xmlns:w14="http://schemas.microsoft.com/office/word/2010/wordml" xmlns:w15="http://schemas.microsoft.com/office/word/2012/wordml" xmlns:w16cex="http://schemas.microsoft.com/office/word/2018/wordml/cex" xmlns:w16cid="http://schemas.microsoft.com/office/word/2016/wordml/cid" xmlns:w16="http://schemas.microsoft.com/office/word/2018/wordml" xmlns:w16sdtdh="http://schemas.microsoft.com/office/word/2020/wordml/sdtdatahash" xmlns:w16se="http://schemas.microsoft.com/office/word/2015/wordml/symex" xmlns:wpg="http://schemas.microsoft.com/office/word/2010/wordprocessingGroup" xmlns:wpi="http://schemas.microsoft.com/office/word/2010/wordprocessingInk" xmlns:wne="http://schemas.microsoft.com/office/word/2006/wordml" xmlns:wps="http://schemas.microsoft.com/office/word/2010/wordprocessingShape" mc:Ignorable="w14 w15 w16se w16cid w16 w16cex w16sdtdh wp14">
+  <w:abstractNum w:abstractNumId="0" w15:restartNumberingAfterBreak="0">
     <w:nsid w:val="574D605C"/>
     <w:multiLevelType w:val="hybridMultilevel"/>
     <w:tmpl w:val="6C74004E"/>
@@ -1639,7 +3172,7 @@
       <w:lvlText w:val="%2."/>
       <w:lvlJc w:val="left"/>
       <w:pPr>
-        <w:ind w:left="1440" w:hanging="360"/>
+        <w:ind w:left="524" w:hanging="360"/>
       </w:pPr>
     </w:lvl>
     <w:lvl w:ilvl="2" w:tplc="0409001B" w:tentative="1">
@@ -1648,7 +3181,7 @@
       <w:lvlText w:val="%3."/>
       <w:lvlJc w:val="right"/>
       <w:pPr>
-        <w:ind w:left="2160" w:hanging="180"/>
+        <w:ind w:left="1244" w:hanging="180"/>
       </w:pPr>
     </w:lvl>
     <w:lvl w:ilvl="3" w:tplc="0409000F" w:tentative="1">
@@ -1657,7 +3190,7 @@
       <w:lvlText w:val="%4."/>
       <w:lvlJc w:val="left"/>
       <w:pPr>
-        <w:ind w:left="2880" w:hanging="360"/>
+        <w:ind w:left="1964" w:hanging="360"/>
       </w:pPr>
     </w:lvl>
     <w:lvl w:ilvl="4" w:tplc="04090019" w:tentative="1">
@@ -1666,7 +3199,7 @@
       <w:lvlText w:val="%5."/>
       <w:lvlJc w:val="left"/>
       <w:pPr>
-        <w:ind w:left="3600" w:hanging="360"/>
+        <w:ind w:left="2684" w:hanging="360"/>
       </w:pPr>
     </w:lvl>
     <w:lvl w:ilvl="5" w:tplc="0409001B" w:tentative="1">
@@ -1675,7 +3208,7 @@
       <w:lvlText w:val="%6."/>
       <w:lvlJc w:val="right"/>
       <w:pPr>
-        <w:ind w:left="4320" w:hanging="180"/>
+        <w:ind w:left="3404" w:hanging="180"/>
       </w:pPr>
     </w:lvl>
     <w:lvl w:ilvl="6" w:tplc="0409000F" w:tentative="1">
@@ -1684,7 +3217,7 @@
       <w:lvlText w:val="%7."/>
       <w:lvlJc w:val="left"/>
       <w:pPr>
-        <w:ind w:left="5040" w:hanging="360"/>
+        <w:ind w:left="4124" w:hanging="360"/>
       </w:pPr>
     </w:lvl>
     <w:lvl w:ilvl="7" w:tplc="04090019" w:tentative="1">
@@ -1693,7 +3226,7 @@
       <w:lvlText w:val="%8."/>
       <w:lvlJc w:val="left"/>
       <w:pPr>
-        <w:ind w:left="5760" w:hanging="360"/>
+        <w:ind w:left="4844" w:hanging="360"/>
       </w:pPr>
     </w:lvl>
     <w:lvl w:ilvl="8" w:tplc="0409001B" w:tentative="1">
@@ -1702,18 +3235,18 @@
       <w:lvlText w:val="%9."/>
       <w:lvlJc w:val="right"/>
       <w:pPr>
-        <w:ind w:left="6480" w:hanging="180"/>
+        <w:ind w:left="5564" w:hanging="180"/>
       </w:pPr>
     </w:lvl>
   </w:abstractNum>
-  <w:num w:numId="1">
+  <w:num w:numId="1" w16cid:durableId="428350215">
     <w:abstractNumId w:val="0"/>
   </w:num>
 </w:numbering>
 </file>
 
 <file path=word/styles.xml><?xml version="1.0" encoding="utf-8"?>
-<w:styles xmlns:mc="http://schemas.openxmlformats.org/markup-compatibility/2006" xmlns:r="http://schemas.openxmlformats.org/officeDocument/2006/relationships" xmlns:w="http://schemas.openxmlformats.org/wordprocessingml/2006/main" xmlns:w14="http://schemas.microsoft.com/office/word/2010/wordml" xmlns:w15="http://schemas.microsoft.com/office/word/2012/wordml" mc:Ignorable="w14 w15">
+<w:styles xmlns:mc="http://schemas.openxmlformats.org/markup-compatibility/2006" xmlns:r="http://schemas.openxmlformats.org/officeDocument/2006/relationships" xmlns:w="http://schemas.openxmlformats.org/wordprocessingml/2006/main" xmlns:w14="http://schemas.microsoft.com/office/word/2010/wordml" xmlns:w15="http://schemas.microsoft.com/office/word/2012/wordml" xmlns:w16cex="http://schemas.microsoft.com/office/word/2018/wordml/cex" xmlns:w16cid="http://schemas.microsoft.com/office/word/2016/wordml/cid" xmlns:w16="http://schemas.microsoft.com/office/word/2018/wordml" xmlns:w16sdtdh="http://schemas.microsoft.com/office/word/2020/wordml/sdtdatahash" xmlns:w16se="http://schemas.microsoft.com/office/word/2015/wordml/symex" mc:Ignorable="w14 w15 w16se w16cid w16 w16cex w16sdtdh">
   <w:docDefaults>
     <w:rPrDefault>
       <w:rPr>
@@ -1729,7 +3262,7 @@
       </w:pPr>
     </w:pPrDefault>
   </w:docDefaults>
-  <w:latentStyles w:defLockedState="0" w:defUIPriority="99" w:defSemiHidden="0" w:defUnhideWhenUsed="0" w:defQFormat="0" w:count="371">
+  <w:latentStyles w:defLockedState="0" w:defUIPriority="99" w:defSemiHidden="0" w:defUnhideWhenUsed="0" w:defQFormat="0" w:count="376">
     <w:lsdException w:name="Normal" w:uiPriority="0" w:qFormat="1"/>
     <w:lsdException w:name="heading 1" w:uiPriority="9" w:qFormat="1"/>
     <w:lsdException w:name="heading 2" w:semiHidden="1" w:uiPriority="9" w:unhideWhenUsed="1" w:qFormat="1"/>
@@ -2101,6 +3634,11 @@
     <w:lsdException w:name="List Table 5 Dark Accent 6" w:uiPriority="50"/>
     <w:lsdException w:name="List Table 6 Colorful Accent 6" w:uiPriority="51"/>
     <w:lsdException w:name="List Table 7 Colorful Accent 6" w:uiPriority="52"/>
+    <w:lsdException w:name="Mention" w:semiHidden="1" w:unhideWhenUsed="1"/>
+    <w:lsdException w:name="Smart Hyperlink" w:semiHidden="1" w:unhideWhenUsed="1"/>
+    <w:lsdException w:name="Hashtag" w:semiHidden="1" w:unhideWhenUsed="1"/>
+    <w:lsdException w:name="Unresolved Mention" w:semiHidden="1" w:unhideWhenUsed="1"/>
+    <w:lsdException w:name="Smart Link" w:semiHidden="1" w:unhideWhenUsed="1"/>
   </w:latentStyles>
   <w:style w:type="paragraph" w:default="1" w:styleId="Normal">
     <w:name w:val="Normal"/>
